--- a/LIAS_מדריך_משתמש.docx
+++ b/LIAS_מדריך_משתמש.docx
@@ -1305,7 +1305,811 @@
           <w:rFonts w:ascii="Arial" w:cs="Arial" w:eastAsia="Arial" w:hAnsi="Arial"/>
           <w:rtl/>
         </w:rPr>
-        <w:t xml:space="preserve">10. רעיונות לשיפור והרחבה</w:t>
+        <w:t xml:space="preserve">10. מדריך פיצ'רים — מה כל דבר עושה</w:t>
+      </w:r>
+    </w:p>
+    <w:tbl>
+      <w:tblPr>
+        <w:bidiVisual/>
+        <w:tblW w:type="dxa" w:w="9200"/>
+        <w:tblBorders>
+          <w:top w:val="single" w:color="auto" w:sz="4"/>
+          <w:left w:val="single" w:color="auto" w:sz="4"/>
+          <w:bottom w:val="single" w:color="auto" w:sz="4"/>
+          <w:right w:val="single" w:color="auto" w:sz="4"/>
+          <w:insideH w:val="single" w:color="auto" w:sz="4"/>
+          <w:insideV w:val="single" w:color="auto" w:sz="4"/>
+        </w:tblBorders>
+      </w:tblPr>
+      <w:tblGrid>
+        <w:gridCol w:w="2600"/>
+        <w:gridCol w:w="6600"/>
+      </w:tblGrid>
+      <w:tr>
+        <w:tc>
+          <w:tcPr>
+            <w:tcW w:type="dxa" w:w="2600"/>
+            <w:shd w:fill="DCE9FB" w:val="clear"/>
+          </w:tcPr>
+          <w:p>
+            <w:pPr>
+              <w:bidi/>
+            </w:pPr>
+            <w:r>
+              <w:rPr>
+                <w:rFonts w:ascii="Arial" w:cs="Arial" w:eastAsia="Arial" w:hAnsi="Arial"/>
+                <w:b/>
+                <w:bCs/>
+                <w:sz w:val="20"/>
+                <w:szCs w:val="20"/>
+                <w:rtl/>
+              </w:rPr>
+              <w:t xml:space="preserve">פיצ'ר</w:t>
+            </w:r>
+          </w:p>
+        </w:tc>
+        <w:tc>
+          <w:tcPr>
+            <w:tcW w:type="dxa" w:w="6600"/>
+            <w:shd w:fill="DCE9FB" w:val="clear"/>
+          </w:tcPr>
+          <w:p>
+            <w:pPr>
+              <w:bidi/>
+            </w:pPr>
+            <w:r>
+              <w:rPr>
+                <w:rFonts w:ascii="Arial" w:cs="Arial" w:eastAsia="Arial" w:hAnsi="Arial"/>
+                <w:b/>
+                <w:bCs/>
+                <w:sz w:val="20"/>
+                <w:szCs w:val="20"/>
+                <w:rtl/>
+              </w:rPr>
+              <w:t xml:space="preserve">מה הוא עושה</w:t>
+            </w:r>
+          </w:p>
+        </w:tc>
+      </w:tr>
+      <w:tr>
+        <w:tc>
+          <w:tcPr>
+            <w:tcW w:type="dxa" w:w="2600"/>
+          </w:tcPr>
+          <w:p>
+            <w:pPr>
+              <w:bidi/>
+            </w:pPr>
+            <w:r>
+              <w:rPr>
+                <w:rFonts w:ascii="Arial" w:cs="Arial" w:eastAsia="Arial" w:hAnsi="Arial"/>
+                <w:b w:val="false"/>
+                <w:bCs w:val="false"/>
+                <w:sz w:val="20"/>
+                <w:szCs w:val="20"/>
+                <w:rtl/>
+              </w:rPr>
+              <w:t xml:space="preserve">דשבורד ראשי</w:t>
+            </w:r>
+          </w:p>
+        </w:tc>
+        <w:tc>
+          <w:tcPr>
+            <w:tcW w:type="dxa" w:w="6600"/>
+          </w:tcPr>
+          <w:p>
+            <w:pPr>
+              <w:bidi/>
+            </w:pPr>
+            <w:r>
+              <w:rPr>
+                <w:rFonts w:ascii="Arial" w:cs="Arial" w:eastAsia="Arial" w:hAnsi="Arial"/>
+                <w:b w:val="false"/>
+                <w:bCs w:val="false"/>
+                <w:sz w:val="20"/>
+                <w:szCs w:val="20"/>
+                <w:rtl/>
+              </w:rPr>
+              <w:t xml:space="preserve">מספרי מפתח, גרפים, מסמכים אחרונים עם עמודת לקוח (להפרדה בין לקוחות), ופילוחים בלחיצה</w:t>
+            </w:r>
+          </w:p>
+        </w:tc>
+      </w:tr>
+      <w:tr>
+        <w:tc>
+          <w:tcPr>
+            <w:tcW w:type="dxa" w:w="2600"/>
+          </w:tcPr>
+          <w:p>
+            <w:pPr>
+              <w:bidi/>
+            </w:pPr>
+            <w:r>
+              <w:rPr>
+                <w:rFonts w:ascii="Arial" w:cs="Arial" w:eastAsia="Arial" w:hAnsi="Arial"/>
+                <w:b w:val="false"/>
+                <w:bCs w:val="false"/>
+                <w:sz w:val="20"/>
+                <w:szCs w:val="20"/>
+                <w:rtl/>
+              </w:rPr>
+              <w:t xml:space="preserve">דשבורד לקוח</w:t>
+            </w:r>
+          </w:p>
+        </w:tc>
+        <w:tc>
+          <w:tcPr>
+            <w:tcW w:type="dxa" w:w="6600"/>
+          </w:tcPr>
+          <w:p>
+            <w:pPr>
+              <w:bidi/>
+            </w:pPr>
+            <w:r>
+              <w:rPr>
+                <w:rFonts w:ascii="Arial" w:cs="Arial" w:eastAsia="Arial" w:hAnsi="Arial"/>
+                <w:b w:val="false"/>
+                <w:bCs w:val="false"/>
+                <w:sz w:val="20"/>
+                <w:szCs w:val="20"/>
+                <w:rtl/>
+              </w:rPr>
+              <w:t xml:space="preserve">היררכיה מתקפלת: ערכאה ← תיק ראשי ← תתי-תיקים; כרטיסי KPI שנפתחים לרשימות מסוננות</w:t>
+            </w:r>
+          </w:p>
+        </w:tc>
+      </w:tr>
+      <w:tr>
+        <w:tc>
+          <w:tcPr>
+            <w:tcW w:type="dxa" w:w="2600"/>
+          </w:tcPr>
+          <w:p>
+            <w:pPr>
+              <w:bidi/>
+            </w:pPr>
+            <w:r>
+              <w:rPr>
+                <w:rFonts w:ascii="Arial" w:cs="Arial" w:eastAsia="Arial" w:hAnsi="Arial"/>
+                <w:b w:val="false"/>
+                <w:bCs w:val="false"/>
+                <w:sz w:val="20"/>
+                <w:szCs w:val="20"/>
+                <w:rtl/>
+              </w:rPr>
+              <w:t xml:space="preserve">לשונית "תיקים"</w:t>
+            </w:r>
+          </w:p>
+        </w:tc>
+        <w:tc>
+          <w:tcPr>
+            <w:tcW w:type="dxa" w:w="6600"/>
+          </w:tcPr>
+          <w:p>
+            <w:pPr>
+              <w:bidi/>
+            </w:pPr>
+            <w:r>
+              <w:rPr>
+                <w:rFonts w:ascii="Arial" w:cs="Arial" w:eastAsia="Arial" w:hAnsi="Arial"/>
+                <w:b w:val="false"/>
+                <w:bCs w:val="false"/>
+                <w:sz w:val="20"/>
+                <w:szCs w:val="20"/>
+                <w:rtl/>
+              </w:rPr>
+              <w:t xml:space="preserve">כל התיקים לפי לקוח וערכאה, עם חיפוש חופשי (לקוח/מספר/צד), פתוח ירוק ראשון, סגור אדום למטה</w:t>
+            </w:r>
+          </w:p>
+        </w:tc>
+      </w:tr>
+      <w:tr>
+        <w:tc>
+          <w:tcPr>
+            <w:tcW w:type="dxa" w:w="2600"/>
+          </w:tcPr>
+          <w:p>
+            <w:pPr>
+              <w:bidi/>
+            </w:pPr>
+            <w:r>
+              <w:rPr>
+                <w:rFonts w:ascii="Arial" w:cs="Arial" w:eastAsia="Arial" w:hAnsi="Arial"/>
+                <w:b w:val="false"/>
+                <w:bCs w:val="false"/>
+                <w:sz w:val="20"/>
+                <w:szCs w:val="20"/>
+                <w:rtl/>
+              </w:rPr>
+              <w:t xml:space="preserve">סנכרון נט המשפט</w:t>
+            </w:r>
+          </w:p>
+        </w:tc>
+        <w:tc>
+          <w:tcPr>
+            <w:tcW w:type="dxa" w:w="6600"/>
+          </w:tcPr>
+          <w:p>
+            <w:pPr>
+              <w:bidi/>
+            </w:pPr>
+            <w:r>
+              <w:rPr>
+                <w:rFonts w:ascii="Arial" w:cs="Arial" w:eastAsia="Arial" w:hAnsi="Arial"/>
+                <w:b w:val="false"/>
+                <w:bCs w:val="false"/>
+                <w:sz w:val="20"/>
+                <w:szCs w:val="20"/>
+                <w:rtl/>
+              </w:rPr>
+              <w:t xml:space="preserve">סריקת תיק פתוח / הורדה חכמה / "התיקים שלי" בטווח תאריכים; נספחים (+) יורדים אוטומטית</w:t>
+            </w:r>
+          </w:p>
+        </w:tc>
+      </w:tr>
+      <w:tr>
+        <w:tc>
+          <w:tcPr>
+            <w:tcW w:type="dxa" w:w="2600"/>
+          </w:tcPr>
+          <w:p>
+            <w:pPr>
+              <w:bidi/>
+            </w:pPr>
+            <w:r>
+              <w:rPr>
+                <w:rFonts w:ascii="Arial" w:cs="Arial" w:eastAsia="Arial" w:hAnsi="Arial"/>
+                <w:b w:val="false"/>
+                <w:bCs w:val="false"/>
+                <w:sz w:val="20"/>
+                <w:szCs w:val="20"/>
+                <w:rtl/>
+              </w:rPr>
+              <w:t xml:space="preserve">סנכרון בד"ר</w:t>
+            </w:r>
+          </w:p>
+        </w:tc>
+        <w:tc>
+          <w:tcPr>
+            <w:tcW w:type="dxa" w:w="6600"/>
+          </w:tcPr>
+          <w:p>
+            <w:pPr>
+              <w:bidi/>
+            </w:pPr>
+            <w:r>
+              <w:rPr>
+                <w:rFonts w:ascii="Arial" w:cs="Arial" w:eastAsia="Arial" w:hAnsi="Arial"/>
+                <w:b w:val="false"/>
+                <w:bCs w:val="false"/>
+                <w:sz w:val="20"/>
+                <w:szCs w:val="20"/>
+                <w:rtl/>
+              </w:rPr>
+              <w:t xml:space="preserve">הכול או לפי שם לקוח; שתי דרגות איתור; שיוך אוטומטי של כל תיק ללקוח אחרי הריצה</w:t>
+            </w:r>
+          </w:p>
+        </w:tc>
+      </w:tr>
+      <w:tr>
+        <w:tc>
+          <w:tcPr>
+            <w:tcW w:type="dxa" w:w="2600"/>
+          </w:tcPr>
+          <w:p>
+            <w:pPr>
+              <w:bidi/>
+            </w:pPr>
+            <w:r>
+              <w:rPr>
+                <w:rFonts w:ascii="Arial" w:cs="Arial" w:eastAsia="Arial" w:hAnsi="Arial"/>
+                <w:b w:val="false"/>
+                <w:bCs w:val="false"/>
+                <w:sz w:val="20"/>
+                <w:szCs w:val="20"/>
+                <w:rtl/>
+              </w:rPr>
+              <w:t xml:space="preserve">סנכרון הוצל"פ</w:t>
+            </w:r>
+          </w:p>
+        </w:tc>
+        <w:tc>
+          <w:tcPr>
+            <w:tcW w:type="dxa" w:w="6600"/>
+          </w:tcPr>
+          <w:p>
+            <w:pPr>
+              <w:bidi/>
+            </w:pPr>
+            <w:r>
+              <w:rPr>
+                <w:rFonts w:ascii="Arial" w:cs="Arial" w:eastAsia="Arial" w:hAnsi="Arial"/>
+                <w:b w:val="false"/>
+                <w:bCs w:val="false"/>
+                <w:sz w:val="20"/>
+                <w:szCs w:val="20"/>
+                <w:rtl/>
+              </w:rPr>
+              <w:t xml:space="preserve">הכול או תיקים ספציפיים; בקשות והחלטות לפי הליך; צדדים נאספים בכניסה ראשונה; "לא זמין" מדולג</w:t>
+            </w:r>
+          </w:p>
+        </w:tc>
+      </w:tr>
+      <w:tr>
+        <w:tc>
+          <w:tcPr>
+            <w:tcW w:type="dxa" w:w="2600"/>
+          </w:tcPr>
+          <w:p>
+            <w:pPr>
+              <w:bidi/>
+            </w:pPr>
+            <w:r>
+              <w:rPr>
+                <w:rFonts w:ascii="Arial" w:cs="Arial" w:eastAsia="Arial" w:hAnsi="Arial"/>
+                <w:b w:val="false"/>
+                <w:bCs w:val="false"/>
+                <w:sz w:val="20"/>
+                <w:szCs w:val="20"/>
+                <w:rtl/>
+              </w:rPr>
+              <w:t xml:space="preserve">מציג מסמכים</w:t>
+            </w:r>
+          </w:p>
+        </w:tc>
+        <w:tc>
+          <w:tcPr>
+            <w:tcW w:type="dxa" w:w="6600"/>
+          </w:tcPr>
+          <w:p>
+            <w:pPr>
+              <w:bidi/>
+            </w:pPr>
+            <w:r>
+              <w:rPr>
+                <w:rFonts w:ascii="Arial" w:cs="Arial" w:eastAsia="Arial" w:hAnsi="Arial"/>
+                <w:b w:val="false"/>
+                <w:bCs w:val="false"/>
+                <w:sz w:val="20"/>
+                <w:szCs w:val="20"/>
+                <w:rtl/>
+              </w:rPr>
+              <w:t xml:space="preserve">PDF/Word בתוך האפליקציה, הצמדה לצד עם גלילה כפולה, חצים בין מסמכים, מיון לפי תאריך</w:t>
+            </w:r>
+          </w:p>
+        </w:tc>
+      </w:tr>
+      <w:tr>
+        <w:tc>
+          <w:tcPr>
+            <w:tcW w:type="dxa" w:w="2600"/>
+          </w:tcPr>
+          <w:p>
+            <w:pPr>
+              <w:bidi/>
+            </w:pPr>
+            <w:r>
+              <w:rPr>
+                <w:rFonts w:ascii="Arial" w:cs="Arial" w:eastAsia="Arial" w:hAnsi="Arial"/>
+                <w:b w:val="false"/>
+                <w:bCs w:val="false"/>
+                <w:sz w:val="20"/>
+                <w:szCs w:val="20"/>
+                <w:rtl/>
+              </w:rPr>
+              <w:t xml:space="preserve">➕ הוסף מסמכים</w:t>
+            </w:r>
+          </w:p>
+        </w:tc>
+        <w:tc>
+          <w:tcPr>
+            <w:tcW w:type="dxa" w:w="6600"/>
+          </w:tcPr>
+          <w:p>
+            <w:pPr>
+              <w:bidi/>
+            </w:pPr>
+            <w:r>
+              <w:rPr>
+                <w:rFonts w:ascii="Arial" w:cs="Arial" w:eastAsia="Arial" w:hAnsi="Arial"/>
+                <w:b w:val="false"/>
+                <w:bCs w:val="false"/>
+                <w:sz w:val="20"/>
+                <w:szCs w:val="20"/>
+                <w:rtl/>
+              </w:rPr>
+              <w:t xml:space="preserve">העלאת קבצים חיצוניים לתיק, מסומנים "לא מהתיק"</w:t>
+            </w:r>
+          </w:p>
+        </w:tc>
+      </w:tr>
+      <w:tr>
+        <w:tc>
+          <w:tcPr>
+            <w:tcW w:type="dxa" w:w="2600"/>
+          </w:tcPr>
+          <w:p>
+            <w:pPr>
+              <w:bidi/>
+            </w:pPr>
+            <w:r>
+              <w:rPr>
+                <w:rFonts w:ascii="Arial" w:cs="Arial" w:eastAsia="Arial" w:hAnsi="Arial"/>
+                <w:b w:val="false"/>
+                <w:bCs w:val="false"/>
+                <w:sz w:val="20"/>
+                <w:szCs w:val="20"/>
+                <w:rtl/>
+              </w:rPr>
+              <w:t xml:space="preserve">⏱ בלון משימות</w:t>
+            </w:r>
+          </w:p>
+        </w:tc>
+        <w:tc>
+          <w:tcPr>
+            <w:tcW w:type="dxa" w:w="6600"/>
+          </w:tcPr>
+          <w:p>
+            <w:pPr>
+              <w:bidi/>
+            </w:pPr>
+            <w:r>
+              <w:rPr>
+                <w:rFonts w:ascii="Arial" w:cs="Arial" w:eastAsia="Arial" w:hAnsi="Arial"/>
+                <w:b w:val="false"/>
+                <w:bCs w:val="false"/>
+                <w:sz w:val="20"/>
+                <w:szCs w:val="20"/>
+                <w:rtl/>
+              </w:rPr>
+              <w:t xml:space="preserve">מה רץ עכשיו ומה ממתין, פס התקדמות, מונה מסמכים וקצב, כפתור עצירה</w:t>
+            </w:r>
+          </w:p>
+        </w:tc>
+      </w:tr>
+      <w:tr>
+        <w:tc>
+          <w:tcPr>
+            <w:tcW w:type="dxa" w:w="2600"/>
+          </w:tcPr>
+          <w:p>
+            <w:pPr>
+              <w:bidi/>
+            </w:pPr>
+            <w:r>
+              <w:rPr>
+                <w:rFonts w:ascii="Arial" w:cs="Arial" w:eastAsia="Arial" w:hAnsi="Arial"/>
+                <w:b w:val="false"/>
+                <w:bCs w:val="false"/>
+                <w:sz w:val="20"/>
+                <w:szCs w:val="20"/>
+                <w:rtl/>
+              </w:rPr>
+              <w:t xml:space="preserve">📜 יומן חי</w:t>
+            </w:r>
+          </w:p>
+        </w:tc>
+        <w:tc>
+          <w:tcPr>
+            <w:tcW w:type="dxa" w:w="6600"/>
+          </w:tcPr>
+          <w:p>
+            <w:pPr>
+              <w:bidi/>
+            </w:pPr>
+            <w:r>
+              <w:rPr>
+                <w:rFonts w:ascii="Arial" w:cs="Arial" w:eastAsia="Arial" w:hAnsi="Arial"/>
+                <w:b w:val="false"/>
+                <w:bCs w:val="false"/>
+                <w:sz w:val="20"/>
+                <w:szCs w:val="20"/>
+                <w:rtl/>
+              </w:rPr>
+              <w:t xml:space="preserve">לשוניות כללי/Drive/תמלול/אירועים; שגיאות באדום והצלחות בירוק; העתקה, הורדה והגדלה</w:t>
+            </w:r>
+          </w:p>
+        </w:tc>
+      </w:tr>
+      <w:tr>
+        <w:tc>
+          <w:tcPr>
+            <w:tcW w:type="dxa" w:w="2600"/>
+          </w:tcPr>
+          <w:p>
+            <w:pPr>
+              <w:bidi/>
+            </w:pPr>
+            <w:r>
+              <w:rPr>
+                <w:rFonts w:ascii="Arial" w:cs="Arial" w:eastAsia="Arial" w:hAnsi="Arial"/>
+                <w:b w:val="false"/>
+                <w:bCs w:val="false"/>
+                <w:sz w:val="20"/>
+                <w:szCs w:val="20"/>
+                <w:rtl/>
+              </w:rPr>
+              <w:t xml:space="preserve">תמלול</w:t>
+            </w:r>
+          </w:p>
+        </w:tc>
+        <w:tc>
+          <w:tcPr>
+            <w:tcW w:type="dxa" w:w="6600"/>
+          </w:tcPr>
+          <w:p>
+            <w:pPr>
+              <w:bidi/>
+            </w:pPr>
+            <w:r>
+              <w:rPr>
+                <w:rFonts w:ascii="Arial" w:cs="Arial" w:eastAsia="Arial" w:hAnsi="Arial"/>
+                <w:b w:val="false"/>
+                <w:bCs w:val="false"/>
+                <w:sz w:val="20"/>
+                <w:szCs w:val="20"/>
+                <w:rtl/>
+              </w:rPr>
+              <w:t xml:space="preserve">פיצול, המרה ל-16kHz, תמלול מקבילי במודל עברית, שמירה חלקית אחרי כל קטע</w:t>
+            </w:r>
+          </w:p>
+        </w:tc>
+      </w:tr>
+      <w:tr>
+        <w:tc>
+          <w:tcPr>
+            <w:tcW w:type="dxa" w:w="2600"/>
+          </w:tcPr>
+          <w:p>
+            <w:pPr>
+              <w:bidi/>
+            </w:pPr>
+            <w:r>
+              <w:rPr>
+                <w:rFonts w:ascii="Arial" w:cs="Arial" w:eastAsia="Arial" w:hAnsi="Arial"/>
+                <w:b w:val="false"/>
+                <w:bCs w:val="false"/>
+                <w:sz w:val="20"/>
+                <w:szCs w:val="20"/>
+                <w:rtl/>
+              </w:rPr>
+              <w:t xml:space="preserve">המרכזייה 📌</w:t>
+            </w:r>
+          </w:p>
+        </w:tc>
+        <w:tc>
+          <w:tcPr>
+            <w:tcW w:type="dxa" w:w="6600"/>
+          </w:tcPr>
+          <w:p>
+            <w:pPr>
+              <w:bidi/>
+            </w:pPr>
+            <w:r>
+              <w:rPr>
+                <w:rFonts w:ascii="Arial" w:cs="Arial" w:eastAsia="Arial" w:hAnsi="Arial"/>
+                <w:b w:val="false"/>
+                <w:bCs w:val="false"/>
+                <w:sz w:val="20"/>
+                <w:szCs w:val="20"/>
+                <w:rtl/>
+              </w:rPr>
+              <w:t xml:space="preserve">תיוק מסמכים לפי נושא עם הערות</w:t>
+            </w:r>
+          </w:p>
+        </w:tc>
+      </w:tr>
+      <w:tr>
+        <w:tc>
+          <w:tcPr>
+            <w:tcW w:type="dxa" w:w="2600"/>
+          </w:tcPr>
+          <w:p>
+            <w:pPr>
+              <w:bidi/>
+            </w:pPr>
+            <w:r>
+              <w:rPr>
+                <w:rFonts w:ascii="Arial" w:cs="Arial" w:eastAsia="Arial" w:hAnsi="Arial"/>
+                <w:b w:val="false"/>
+                <w:bCs w:val="false"/>
+                <w:sz w:val="20"/>
+                <w:szCs w:val="20"/>
+                <w:rtl/>
+              </w:rPr>
+              <w:t xml:space="preserve">OCR/AI</w:t>
+            </w:r>
+          </w:p>
+        </w:tc>
+        <w:tc>
+          <w:tcPr>
+            <w:tcW w:type="dxa" w:w="6600"/>
+          </w:tcPr>
+          <w:p>
+            <w:pPr>
+              <w:bidi/>
+            </w:pPr>
+            <w:r>
+              <w:rPr>
+                <w:rFonts w:ascii="Arial" w:cs="Arial" w:eastAsia="Arial" w:hAnsi="Arial"/>
+                <w:b w:val="false"/>
+                <w:bCs w:val="false"/>
+                <w:sz w:val="20"/>
+                <w:szCs w:val="20"/>
+                <w:rtl/>
+              </w:rPr>
+              <w:t xml:space="preserve">מסמך ← טקסט (MD) דרך Groq/xAI; זיהוי אוטומטי של סוג המפתח</w:t>
+            </w:r>
+          </w:p>
+        </w:tc>
+      </w:tr>
+    </w:tbl>
+    <w:p>
+      <w:pPr>
+        <w:pStyle w:val="Heading1"/>
+        <w:bidi/>
+        <w:spacing w:after="120"/>
+      </w:pPr>
+      <w:r>
+        <w:rPr>
+          <w:rFonts w:ascii="Arial" w:cs="Arial" w:eastAsia="Arial" w:hAnsi="Arial"/>
+          <w:rtl/>
+        </w:rPr>
+        <w:t xml:space="preserve">11. ה-Pipeline — איך המידע זורם</w:t>
+      </w:r>
+    </w:p>
+    <w:p>
+      <w:pPr>
+        <w:pStyle w:val="ListParagraph"/>
+        <w:numPr>
+          <w:ilvl w:val="0"/>
+          <w:numId w:val="2"/>
+        </w:numPr>
+        <w:bidi/>
+        <w:spacing w:after="120"/>
+      </w:pPr>
+      <w:r>
+        <w:rPr>
+          <w:rFonts w:ascii="Arial" w:cs="Arial" w:eastAsia="Arial" w:hAnsi="Arial"/>
+          <w:sz w:val="22"/>
+          <w:szCs w:val="22"/>
+          <w:rtl/>
+        </w:rPr>
+        <w:t xml:space="preserve">1. לחיצה על כפתור סנכרון ← נרשמת משימה (job) בטבלת jobs.</w:t>
+      </w:r>
+    </w:p>
+    <w:p>
+      <w:pPr>
+        <w:pStyle w:val="ListParagraph"/>
+        <w:numPr>
+          <w:ilvl w:val="0"/>
+          <w:numId w:val="2"/>
+        </w:numPr>
+        <w:bidi/>
+        <w:spacing w:after="120"/>
+      </w:pPr>
+      <w:r>
+        <w:rPr>
+          <w:rFonts w:ascii="Arial" w:cs="Arial" w:eastAsia="Arial" w:hAnsi="Arial"/>
+          <w:sz w:val="22"/>
+          <w:szCs w:val="22"/>
+          <w:rtl/>
+        </w:rPr>
+        <w:t xml:space="preserve">2. תור העבודות (בתוך תהליך האפליקציה) מרים דפדפן אוטומציה חבוי ומתחבר דרך gov.il — סיסמה מה-Keychain, קוד חד-פעמי מהמייל.</w:t>
+      </w:r>
+    </w:p>
+    <w:p>
+      <w:pPr>
+        <w:pStyle w:val="ListParagraph"/>
+        <w:numPr>
+          <w:ilvl w:val="0"/>
+          <w:numId w:val="2"/>
+        </w:numPr>
+        <w:bidi/>
+        <w:spacing w:after="120"/>
+      </w:pPr>
+      <w:r>
+        <w:rPr>
+          <w:rFonts w:ascii="Arial" w:cs="Arial" w:eastAsia="Arial" w:hAnsi="Arial"/>
+          <w:sz w:val="22"/>
+          <w:szCs w:val="22"/>
+          <w:rtl/>
+        </w:rPr>
+        <w:t xml:space="preserve">3. ההורדה רצה פר-פורטל: נט (גריד המסמכים), בד"ר (DevExpress), הוצל"פ (בקשות והחלטות, לכידת ה-PDF מתשובת ה-API).</w:t>
+      </w:r>
+    </w:p>
+    <w:p>
+      <w:pPr>
+        <w:pStyle w:val="ListParagraph"/>
+        <w:numPr>
+          <w:ilvl w:val="0"/>
+          <w:numId w:val="2"/>
+        </w:numPr>
+        <w:bidi/>
+        <w:spacing w:after="120"/>
+      </w:pPr>
+      <w:r>
+        <w:rPr>
+          <w:rFonts w:ascii="Arial" w:cs="Arial" w:eastAsia="Arial" w:hAnsi="Arial"/>
+          <w:sz w:val="22"/>
+          <w:szCs w:val="22"/>
+          <w:rtl/>
+        </w:rPr>
+        <w:t xml:space="preserve">4. כל קובץ נשמר במבנה downloads/{לקוח}/{תיק}/… ונרשם במניפסט summary.csv בתיקיית התיק.</w:t>
+      </w:r>
+    </w:p>
+    <w:p>
+      <w:pPr>
+        <w:pStyle w:val="ListParagraph"/>
+        <w:numPr>
+          <w:ilvl w:val="0"/>
+          <w:numId w:val="2"/>
+        </w:numPr>
+        <w:bidi/>
+        <w:spacing w:after="120"/>
+      </w:pPr>
+      <w:r>
+        <w:rPr>
+          <w:rFonts w:ascii="Arial" w:cs="Arial" w:eastAsia="Arial" w:hAnsi="Arial"/>
+          <w:sz w:val="22"/>
+          <w:szCs w:val="22"/>
+          <w:rtl/>
+        </w:rPr>
+        <w:t xml:space="preserve">5. בסוף הריצה: שיוך תיקים ללקוחות (בד"ר), ייבוא המניפסטים ל-SQLite ‏(lias.db), והעלאה לדרייב אם מוגדר.</w:t>
+      </w:r>
+    </w:p>
+    <w:p>
+      <w:pPr>
+        <w:pStyle w:val="ListParagraph"/>
+        <w:numPr>
+          <w:ilvl w:val="0"/>
+          <w:numId w:val="2"/>
+        </w:numPr>
+        <w:bidi/>
+        <w:spacing w:after="120"/>
+      </w:pPr>
+      <w:r>
+        <w:rPr>
+          <w:rFonts w:ascii="Arial" w:cs="Arial" w:eastAsia="Arial" w:hAnsi="Arial"/>
+          <w:sz w:val="22"/>
+          <w:szCs w:val="22"/>
+          <w:rtl/>
+        </w:rPr>
+        <w:t xml:space="preserve">6. הדשבורד קורא את lias.db בלבד — כל מה שמיובא מופיע מיד; אירועים חיים (SSE) מזרימים התקדמות, מונים ולוגים ל-UI תוך כדי.</w:t>
+      </w:r>
+    </w:p>
+    <w:p>
+      <w:pPr>
+        <w:pStyle w:val="ListParagraph"/>
+        <w:numPr>
+          <w:ilvl w:val="0"/>
+          <w:numId w:val="2"/>
+        </w:numPr>
+        <w:bidi/>
+        <w:spacing w:after="120"/>
+      </w:pPr>
+      <w:r>
+        <w:rPr>
+          <w:rFonts w:ascii="Arial" w:cs="Arial" w:eastAsia="Arial" w:hAnsi="Arial"/>
+          <w:sz w:val="22"/>
+          <w:szCs w:val="22"/>
+          <w:rtl/>
+        </w:rPr>
+        <w:t xml:space="preserve">7. תמלול ו-OCR רצים כמסלולים נפרדים על קבצים מקומיים ושומרים תוצרים (MD) ליד המקור.</w:t>
+      </w:r>
+    </w:p>
+    <w:p>
+      <w:pPr>
+        <w:pStyle w:val="Heading1"/>
+        <w:bidi/>
+        <w:spacing w:after="120"/>
+      </w:pPr>
+      <w:r>
+        <w:rPr>
+          <w:rFonts w:ascii="Arial" w:cs="Arial" w:eastAsia="Arial" w:hAnsi="Arial"/>
+          <w:rtl/>
+        </w:rPr>
+        <w:t xml:space="preserve">12. רעיונות לשיפור והרחבה</w:t>
       </w:r>
     </w:p>
     <w:p>
